--- a/7_semester/Основы бизнеса/ЛР1/ПР1_Отчет_Буренков_ОБ.docx
+++ b/7_semester/Основы бизнеса/ЛР1/ПР1_Отчет_Буренков_ОБ.docx
@@ -210,8 +210,6 @@
               </w:rPr>
               <w:t>-</w:t>
             </w:r>
-            <w:bookmarkStart w:id="0" w:name="_GoBack"/>
-            <w:bookmarkEnd w:id="0"/>
             <w:r>
               <w:rPr>
                 <w:color w:val="000000"/>
@@ -1157,13 +1155,7 @@
         <w:rPr>
           <w:color w:val="000000"/>
         </w:rPr>
-        <w:t>3 Исходные данные трёх бизне</w:t>
-      </w:r>
-      <w:r>
-        <w:rPr>
-          <w:color w:val="000000"/>
-        </w:rPr>
-        <w:t>с-идей</w:t>
+        <w:t>3 Исходные данные трёх бизнес-идей</w:t>
       </w:r>
       <w:r>
         <w:tab/>
@@ -1399,13 +1391,7 @@
         <w:rPr>
           <w:color w:val="000000"/>
         </w:rPr>
-        <w:t xml:space="preserve">7 </w:t>
-      </w:r>
-      <w:r>
-        <w:rPr>
-          <w:color w:val="000000"/>
-        </w:rPr>
-        <w:t>Риски выбранных форм</w:t>
+        <w:t>7 Риски выбранных форм</w:t>
       </w:r>
       <w:r>
         <w:tab/>
@@ -1516,13 +1502,7 @@
         <w:rPr>
           <w:color w:val="000000"/>
         </w:rPr>
-        <w:t xml:space="preserve">Организационно-правовая форма задаёт, кто отвечает по долгам, как входят деньги инвестора, можно ли нанять персонал и как выглядит бизнес </w:t>
-      </w:r>
-      <w:r>
-        <w:rPr>
-          <w:color w:val="000000"/>
-        </w:rPr>
-        <w:t>для банка и крупного покупателя. Ошибка на старте либо запрещает модель целиком (самозанятость при штате и обороте выше лимита), либо навешивает реестр акционеров на мастерскую из трёх человек.</w:t>
+        <w:t>Организационно-правовая форма задаёт, кто отвечает по долгам, как входят деньги инвестора, можно ли нанять персонал и как выглядит бизнес для банка и крупного покупателя. Ошибка на старте либо запрещает модель целиком (самозанятость при штате и обороте выше лимита), либо навешивает реестр акционеров на мастерскую из трёх человек.</w:t>
       </w:r>
     </w:p>
     <w:p>
@@ -1535,13 +1515,7 @@
         <w:rPr>
           <w:color w:val="000000"/>
         </w:rPr>
-        <w:t>В работе сравниваются четыре формы: индивидуальный предпринима</w:t>
-      </w:r>
-      <w:r>
-        <w:rPr>
-          <w:color w:val="000000"/>
-        </w:rPr>
-        <w:t>тель, общество с ограниченной ответственностью, непубличное акционерное общество и режим налога на профессиональный доход. Три бизнес-идеи индивидуализированы и не совпадают с шаблоном задания: сервис, онлайн-школа и производство.</w:t>
+        <w:t>В работе сравниваются четыре формы: индивидуальный предприниматель, общество с ограниченной ответственностью, непубличное акционерное общество и режим налога на профессиональный доход. Три бизнес-идеи индивидуализированы и не совпадают с шаблоном задания: сервис, онлайн-школа и производство.</w:t>
       </w:r>
     </w:p>
     <w:p>
@@ -1574,13 +1548,7 @@
         <w:rPr>
           <w:color w:val="000000"/>
         </w:rPr>
-        <w:t>Цель рабо</w:t>
-      </w:r>
-      <w:r>
-        <w:rPr>
-          <w:color w:val="000000"/>
-        </w:rPr>
-        <w:t>ты — сопоставить характеристики четырёх организационно-правовых форм и выбрать оптимальную форму под каждую из трёх бизнес-моделей.</w:t>
+        <w:t>Цель работы — сопоставить характеристики четырёх организационно-правовых форм и выбрать оптимальную форму под каждую из трёх бизнес-моделей.</w:t>
       </w:r>
     </w:p>
     <w:p>
@@ -1606,13 +1574,7 @@
         <w:rPr>
           <w:color w:val="000000"/>
         </w:rPr>
-        <w:t>1) для каждой идеи построить таблицу сравнения четырёх форм по десяти критериям (ответственность, регистрация</w:t>
-      </w:r>
-      <w:r>
-        <w:rPr>
-          <w:color w:val="000000"/>
-        </w:rPr>
-        <w:t>, инвестиции, бухучёт, налоги, масштабируемость, штат, лимит выручки, число учредителей, восприятие контрагентами);</w:t>
+        <w:t>1) для каждой идеи построить таблицу сравнения четырёх форм по десяти критериям (ответственность, регистрация, инвестиции, бухучёт, налоги, масштабируемость, штат, лимит выручки, число учредителей, восприятие контрагентами);</w:t>
       </w:r>
     </w:p>
     <w:p>
@@ -1651,13 +1613,7 @@
         <w:rPr>
           <w:color w:val="000000"/>
         </w:rPr>
-        <w:t>4) ответить н</w:t>
-      </w:r>
-      <w:r>
-        <w:rPr>
-          <w:color w:val="000000"/>
-        </w:rPr>
-        <w:t>а контрольный вопрос: в каком случае акционерное общество предпочтительнее общества с ограниченной ответственностью.</w:t>
+        <w:t>4) ответить на контрольный вопрос: в каком случае акционерное общество предпочтительнее общества с ограниченной ответственностью.</w:t>
       </w:r>
     </w:p>
     <w:p>
@@ -1690,25 +1646,7 @@
         <w:rPr>
           <w:color w:val="000000"/>
         </w:rPr>
-        <w:t xml:space="preserve">Ниже — рабочий минимум, без которого сравнение таблиц превращается в копирование </w:t>
-      </w:r>
-      <w:r>
-        <w:rPr>
-          <w:color w:val="000000"/>
-        </w:rPr>
-        <w:t>справочника. Правовой каркас форм задан Гражданским кодексом Российской Федерации и специальными законами об обществах, регистрации и налоге на профессиональный доход [1]. Налоговые режимы, которые дальше встречаются в таблицах: УСН — упрощённая система на</w:t>
-      </w:r>
-      <w:r>
-        <w:rPr>
-          <w:color w:val="000000"/>
-        </w:rPr>
-        <w:t>логообложения; ОСНО — общая система налогообложения (налог на прибыль организаций и налог на добавленную стоимость, НДС); ПСН — патентная система налогообложения для отдельных бытовых услуг. Актуальные лимиты и условия режимов публикует Федеральная налогов</w:t>
-      </w:r>
-      <w:r>
-        <w:rPr>
-          <w:color w:val="000000"/>
-        </w:rPr>
-        <w:t>ая служба [2].</w:t>
+        <w:t>Ниже — рабочий минимум, без которого сравнение таблиц превращается в копирование справочника. Правовой каркас форм задан Гражданским кодексом Российской Федерации и специальными законами об обществах, регистрации и налоге на профессиональный доход [1]. Налоговые режимы, которые дальше встречаются в таблицах: УСН — упрощённая система налогообложения; ОСНО — общая система налогообложения (налог на прибыль организаций и налог на добавленную стоимость, НДС); ПСН — патентная система налогообложения для отдельных бытовых услуг. Актуальные лимиты и условия режимов публикует Федеральная налоговая служба [2].</w:t>
       </w:r>
     </w:p>
     <w:p>
@@ -1735,19 +1673,7 @@
         <w:rPr>
           <w:color w:val="000000"/>
         </w:rPr>
-        <w:t xml:space="preserve">Индивидуальный предприниматель — это физическое лицо, которое зарегистрировано в этом статусе и ведёт деятельность без образования юридического лица. Учредитель может быть только один. По обязательствам он </w:t>
-      </w:r>
-      <w:r>
-        <w:rPr>
-          <w:color w:val="000000"/>
-        </w:rPr>
-        <w:t>отвечает своим имуществом, а не «в пределах вклада». Регистрация относительно быстрая и дешёвая. Нанимать работников можно. Принять второго партнёра как совладельца нельзя: для этого нужно юридическое лицо. Банки и крупные закупщики к индивидуальному предп</w:t>
-      </w:r>
-      <w:r>
-        <w:rPr>
-          <w:color w:val="000000"/>
-        </w:rPr>
-        <w:t>ринимателю обычно холоднее, чем к обществу.</w:t>
+        <w:t>Индивидуальный предприниматель — это физическое лицо, которое зарегистрировано в этом статусе и ведёт деятельность без образования юридического лица. Учредитель может быть только один. По обязательствам он отвечает своим имуществом, а не «в пределах вклада». Регистрация относительно быстрая и дешёвая. Нанимать работников можно. Принять второго партнёра как совладельца нельзя: для этого нужно юридическое лицо. Банки и крупные закупщики к индивидуальному предпринимателю обычно холоднее, чем к обществу.</w:t>
       </w:r>
     </w:p>
     <w:p>
@@ -1774,19 +1700,7 @@
         <w:rPr>
           <w:color w:val="000000"/>
         </w:rPr>
-        <w:t>Общество с ограниченной ответственностью — юридическое лицо с уставным капиталом, разделённым на доли. Участников от одного до пятидесяти. По общему правилу каждый рис</w:t>
-      </w:r>
-      <w:r>
-        <w:rPr>
-          <w:color w:val="000000"/>
-        </w:rPr>
-        <w:t>кует в пределах своей доли, а не квартирой. В общество можно принять инвестора, прописать корпоративный договор, посадить на баланс заём и оборудование. Бухгалтерский учёт обязателен. Для двух и трёх партнёров это базовая форма: доли видны, вход и выход ка</w:t>
-      </w:r>
-      <w:r>
-        <w:rPr>
-          <w:color w:val="000000"/>
-        </w:rPr>
-        <w:t>питала описаны, статус понятен контрагенту.</w:t>
+        <w:t>Общество с ограниченной ответственностью — юридическое лицо с уставным капиталом, разделённым на доли. Участников от одного до пятидесяти. По общему правилу каждый рискует в пределах своей доли, а не квартирой. В общество можно принять инвестора, прописать корпоративный договор, посадить на баланс заём и оборудование. Бухгалтерский учёт обязателен. Для двух и трёх партнёров это базовая форма: доли видны, вход и выход капитала описаны, статус понятен контрагенту.</w:t>
       </w:r>
     </w:p>
     <w:p>
@@ -1813,19 +1727,7 @@
         <w:rPr>
           <w:color w:val="000000"/>
         </w:rPr>
-        <w:t>Непубличное акционерное общество выпускает акции, ведёт реестр акционеров и живёт по более тяжёлым корпоративным процедурам, чем общество с ограниченной ответственностью. Имее</w:t>
-      </w:r>
-      <w:r>
-        <w:rPr>
-          <w:color w:val="000000"/>
-        </w:rPr>
-        <w:t xml:space="preserve">т смысл, когда капитал должен обращаться как ценные бумаги: несколько классов прав, опционы менеджменту, пакетный вход фонда, подготовка к публичности, число участников выше потолка общества с ограниченной ответственностью. Для бытового сервиса, небольшой </w:t>
-      </w:r>
-      <w:r>
-        <w:rPr>
-          <w:color w:val="000000"/>
-        </w:rPr>
-        <w:t>онлайн-школы и цеха из трёх знакомых людей реестр и эмиссия — цена без функции.</w:t>
+        <w:t>Непубличное акционерное общество выпускает акции, ведёт реестр акционеров и живёт по более тяжёлым корпоративным процедурам, чем общество с ограниченной ответственностью. Имеет смысл, когда капитал должен обращаться как ценные бумаги: несколько классов прав, опционы менеджменту, пакетный вход фонда, подготовка к публичности, число участников выше потолка общества с ограниченной ответственностью. Для бытового сервиса, небольшой онлайн-школы и цеха из трёх знакомых людей реестр и эмиссия — цена без функции.</w:t>
       </w:r>
     </w:p>
     <w:p>
@@ -1852,26 +1754,14 @@
         <w:rPr>
           <w:color w:val="000000"/>
         </w:rPr>
-        <w:t>Налог на профессиональный доход — специальный режим для одного человека. Регистрация через приложение, учёта как у фирмы нет. Нанимать работ</w:t>
-      </w:r>
-      <w:r>
-        <w:rPr>
-          <w:color w:val="000000"/>
-        </w:rPr>
-        <w:t xml:space="preserve">ников нельзя. Годовая выручка </w:t>
+        <w:t xml:space="preserve">Налог на профессиональный доход — специальный режим для одного человека. Регистрация через приложение, учёта как у фирмы нет. Нанимать работников нельзя. Годовая выручка </w:t>
       </w:r>
       <w:r>
         <w:rPr>
           <w:color w:val="000000"/>
         </w:rPr>
         <w:lastRenderedPageBreak/>
-        <w:t>ограничена 2,4 млн рублей. Принять вклад инвестора или оформить долю партнёра невозможно. Как только в модели появляются штат, второй учредитель или оборот выше лимита, режим закрывается независимо от того, насколько он «удобн</w:t>
-      </w:r>
-      <w:r>
-        <w:rPr>
-          <w:color w:val="000000"/>
-        </w:rPr>
-        <w:t>ый на бумаге».</w:t>
+        <w:t>ограничена 2,4 млн рублей. Принять вклад инвестора или оформить долю партнёра невозможно. Как только в модели появляются штат, второй учредитель или оборот выше лимита, режим закрывается независимо от того, насколько он «удобный на бумаге».</w:t>
       </w:r>
     </w:p>
     <w:p>
@@ -1904,13 +1794,7 @@
         <w:rPr>
           <w:color w:val="000000"/>
         </w:rPr>
-        <w:t>Три модели разведены по числу учредителей, капиталу и найму, чтобы выбор формы не схлопнулся в одну рекомендацию. Идеи и цифры свои, не из шаблона: вместо кофейни, языковой школы и мебельного цеха взяты с</w:t>
-      </w:r>
-      <w:r>
-        <w:rPr>
-          <w:color w:val="000000"/>
-        </w:rPr>
-        <w:t>ервис подошвы, кинология и термокороба. Сводка — в таблице 1.</w:t>
+        <w:t>Три модели разведены по числу учредителей, капиталу и найму, чтобы выбор формы не схлопнулся в одну рекомендацию. Идеи и цифры свои, не из шаблона: вместо кофейни, языковой школы и мебельного цеха взяты сервис подошвы, кинология и термокороба. Сводка — в таблице 1.</w:t>
       </w:r>
     </w:p>
     <w:p>
@@ -2085,14 +1969,7 @@
                 <w:color w:val="000000"/>
                 <w:sz w:val="20"/>
               </w:rPr>
-              <w:t xml:space="preserve">Замена подошвы на точке за 40 мин; ночное окно — курьер сдаёт </w:t>
-            </w:r>
-            <w:r>
-              <w:rPr>
-                <w:color w:val="000000"/>
-                <w:sz w:val="20"/>
-              </w:rPr>
-              <w:t>пару сам и ждёт</w:t>
+              <w:t>Замена подошвы на точке за 40 мин; ночное окно — курьер сдаёт пару сам и ждёт</w:t>
             </w:r>
           </w:p>
         </w:tc>
@@ -2218,14 +2095,7 @@
                 <w:color w:val="000000"/>
                 <w:sz w:val="20"/>
               </w:rPr>
-              <w:t>СПб, промзона Парнас, це</w:t>
-            </w:r>
-            <w:r>
-              <w:rPr>
-                <w:color w:val="000000"/>
-                <w:sz w:val="20"/>
-              </w:rPr>
-              <w:t>х 340 м² в аренде</w:t>
+              <w:t>СПб, промзона Парнас, цех 340 м² в аренде</w:t>
             </w:r>
           </w:p>
         </w:tc>
@@ -2443,14 +2313,7 @@
                 <w:color w:val="000000"/>
                 <w:sz w:val="20"/>
               </w:rPr>
-              <w:t>420 000 ₽, только</w:t>
-            </w:r>
-            <w:r>
-              <w:rPr>
-                <w:color w:val="000000"/>
-                <w:sz w:val="20"/>
-              </w:rPr>
-              <w:t xml:space="preserve"> свои (пресс, колодки, запас подошв)</w:t>
+              <w:t>420 000 ₽, только свои (пресс, колодки, запас подошв)</w:t>
             </w:r>
           </w:p>
         </w:tc>
@@ -2642,14 +2505,7 @@
                 <w:color w:val="000000"/>
                 <w:sz w:val="20"/>
               </w:rPr>
-              <w:t>Через 9 месяцев — частный ин</w:t>
-            </w:r>
-            <w:r>
-              <w:rPr>
-                <w:color w:val="000000"/>
-                <w:sz w:val="20"/>
-              </w:rPr>
-              <w:t>вестор на приложение «Дневник лап» (GPS выгула)</w:t>
+              <w:t>Через 9 месяцев — частный инвестор на приложение «Дневник лап» (GPS выгула)</w:t>
             </w:r>
           </w:p>
         </w:tc>
@@ -2691,19 +2547,7 @@
         <w:rPr>
           <w:color w:val="000000"/>
         </w:rPr>
-        <w:t xml:space="preserve">Идея 1. Ателье стоит в цокольном нежилом помещении 20 м², которое уже есть у собственника: это не покупка торгового зала на 60 метров. </w:t>
-      </w:r>
-      <w:r>
-        <w:rPr>
-          <w:color w:val="000000"/>
-        </w:rPr>
-        <w:t xml:space="preserve">Цикл «40 минут» считается только на точке: приёмка, снятие изношенной подошвы, прессование новой, короткая сушка, выдача на руки. Выезд мастера к клиенту домой и обратная доставка в эти 40 минут не входят. Ночное окно 22:00–02:00 — курьер сам заносит пару </w:t>
-      </w:r>
-      <w:r>
-        <w:rPr>
-          <w:color w:val="000000"/>
-        </w:rPr>
-        <w:t>и ждёт. Выручка заложена как старт, а не как «полный зал»: 9 заказов в день при среднем чеке 1 500 ₽ и 22 рабочих дня дают около 300 000 ₽ в месяц и 3,6 млн ₽ в год. Расчёт на 15–20 клиентов в день для первого года нереалистичен.</w:t>
+        <w:t>Идея 1. Ателье стоит в цокольном нежилом помещении 20 м², которое уже есть у собственника: это не покупка торгового зала на 60 метров. Цикл «40 минут» считается только на точке: приёмка, снятие изношенной подошвы, прессование новой, короткая сушка, выдача на руки. Выезд мастера к клиенту домой и обратная доставка в эти 40 минут не входят. Ночное окно 22:00–02:00 — курьер сам заносит пару и ждёт. Выручка заложена как старт, а не как «полный зал»: 9 заказов в день при среднем чеке 1 500 ₽ и 22 рабочих дня дают около 300 000 ₽ в месяц и 3,6 млн ₽ в год. Расчёт на 15–20 клиентов в день для первого года нереалистичен.</w:t>
       </w:r>
     </w:p>
     <w:p>
@@ -2716,19 +2560,7 @@
         <w:rPr>
           <w:color w:val="000000"/>
         </w:rPr>
-        <w:t>Идея 2. Онлайн-школа кинол</w:t>
-      </w:r>
-      <w:r>
-        <w:rPr>
-          <w:color w:val="000000"/>
-        </w:rPr>
-        <w:t>огии — цифровой продукт двух партнёров (автор методики 70 % и разработчик платформы 30 %). Через девять месяцев планируется не банковский кредит, а инвестиционный раунд: частный инвестор вкладывает деньги в разработку приложения «Дневник лап» и получает до</w:t>
-      </w:r>
-      <w:r>
-        <w:rPr>
-          <w:color w:val="000000"/>
-        </w:rPr>
-        <w:t>лю в обществе. Раунд — это этап сделки, на котором меняются состав участников и доли, а не просто заём под проценты. Без юридического лица такую сделку оформить не на кого.</w:t>
+        <w:t>Идея 2. Онлайн-школа кинологии — цифровой продукт двух партнёров (автор методики 70 % и разработчик платформы 30 %). Через девять месяцев планируется не банковский кредит, а инвестиционный раунд: частный инвестор вкладывает деньги в разработку приложения «Дневник лап» и получает долю в обществе. Раунд — это этап сделки, на котором меняются состав участников и доли, а не просто заём под проценты. Без юридического лица такую сделку оформить не на кого.</w:t>
       </w:r>
     </w:p>
     <w:p>
@@ -2741,19 +2573,7 @@
         <w:rPr>
           <w:color w:val="000000"/>
         </w:rPr>
-        <w:t xml:space="preserve">Идея 3. Цех на Парнасе шьёт термокороба с двумя контурами и продаёт их агрегаторам </w:t>
-      </w:r>
-      <w:r>
-        <w:rPr>
-          <w:color w:val="000000"/>
-        </w:rPr>
-        <w:t>доставки, на маркетплейсах и оптом в Алматы. Трое участников держат доли 45 / 35 / 20: технолог, коммерческий директор и участник, который дал часть денег и вправе позже выйти, не останавливая линию. Ни одна модель не укладывается в лимит 2,4 млн рублей, п</w:t>
-      </w:r>
-      <w:r>
-        <w:rPr>
-          <w:color w:val="000000"/>
-        </w:rPr>
-        <w:t>оэтому налог на профессиональный доход как основная форма отпадает для всех трёх.</w:t>
+        <w:t>Идея 3. Цех на Парнасе шьёт термокороба с двумя контурами и продаёт их агрегаторам доставки, на маркетплейсах и оптом в Алматы. Трое участников держат доли 45 / 35 / 20: технолог, коммерческий директор и участник, который дал часть денег и вправе позже выйти, не останавливая линию. Ни одна модель не укладывается в лимит 2,4 млн рублей, поэтому налог на профессиональный доход как основная форма отпадает для всех трёх.</w:t>
       </w:r>
     </w:p>
     <w:p>
@@ -2786,13 +2606,7 @@
         <w:rPr>
           <w:color w:val="000000"/>
         </w:rPr>
-        <w:t xml:space="preserve">По каждой идее сравнены четыре формы по десяти критериям. Оценка привязана к фактическим цифрам модели. В таблицах 2–4: УСН — упрощённая система </w:t>
-      </w:r>
-      <w:r>
-        <w:rPr>
-          <w:color w:val="000000"/>
-        </w:rPr>
-        <w:t>налогообложения; ОСНО — общая система налогообложения; НДС — налог на добавленную стоимость. Результаты приведены ниже.</w:t>
+        <w:t>По каждой идее сравнены четыре формы по десяти критериям. Оценка привязана к фактическим цифрам модели. В таблицах 2–4: УСН — упрощённая система налогообложения; ОСНО — общая система налогообложения; НДС — налог на добавленную стоимость. Результаты приведены ниже.</w:t>
       </w:r>
     </w:p>
     <w:p>
@@ -2987,14 +2801,7 @@
                 <w:color w:val="000000"/>
                 <w:sz w:val="20"/>
               </w:rPr>
-              <w:t xml:space="preserve">Число </w:t>
-            </w:r>
-            <w:r>
-              <w:rPr>
-                <w:color w:val="000000"/>
-                <w:sz w:val="20"/>
-              </w:rPr>
-              <w:t>учредителей</w:t>
+              <w:t>Число учредителей</w:t>
             </w:r>
           </w:p>
         </w:tc>
@@ -3246,14 +3053,7 @@
                 <w:color w:val="000000"/>
                 <w:sz w:val="20"/>
               </w:rPr>
-              <w:t xml:space="preserve">В </w:t>
-            </w:r>
-            <w:r>
-              <w:rPr>
-                <w:color w:val="000000"/>
-                <w:sz w:val="20"/>
-              </w:rPr>
-              <w:t>пределах доли</w:t>
+              <w:t>В пределах доли</w:t>
             </w:r>
           </w:p>
         </w:tc>
@@ -3571,14 +3371,7 @@
                 <w:color w:val="000000"/>
                 <w:sz w:val="20"/>
               </w:rPr>
-              <w:t>Уставный капитал ра</w:t>
-            </w:r>
-            <w:r>
-              <w:rPr>
-                <w:color w:val="000000"/>
-                <w:sz w:val="20"/>
-              </w:rPr>
-              <w:t>ди формы</w:t>
+              <w:t>Уставный капитал ради формы</w:t>
             </w:r>
           </w:p>
         </w:tc>
@@ -3830,14 +3623,7 @@
                 <w:color w:val="000000"/>
                 <w:sz w:val="20"/>
               </w:rPr>
-              <w:t xml:space="preserve">Режим есть, модель не </w:t>
-            </w:r>
-            <w:r>
-              <w:rPr>
-                <w:color w:val="000000"/>
-                <w:sz w:val="20"/>
-              </w:rPr>
-              <w:t>влезает</w:t>
+              <w:t>Режим есть, модель не влезает</w:t>
             </w:r>
           </w:p>
         </w:tc>
@@ -4072,14 +3858,7 @@
           <w:b/>
           <w:color w:val="000000"/>
         </w:rPr>
-        <w:t xml:space="preserve">4.2 Онлайн-школа </w:t>
-      </w:r>
-      <w:r>
-        <w:rPr>
-          <w:b/>
-          <w:color w:val="000000"/>
-        </w:rPr>
-        <w:t>«Гав-класс»</w:t>
+        <w:t>4.2 Онлайн-школа «Гав-класс»</w:t>
       </w:r>
     </w:p>
     <w:p>
@@ -4406,14 +4185,7 @@
                 <w:color w:val="000000"/>
                 <w:sz w:val="20"/>
               </w:rPr>
-              <w:t>Стандарт</w:t>
-            </w:r>
-            <w:r>
-              <w:rPr>
-                <w:color w:val="000000"/>
-                <w:sz w:val="20"/>
-              </w:rPr>
-              <w:t xml:space="preserve"> общества</w:t>
+              <w:t>Стандарт общества</w:t>
             </w:r>
           </w:p>
         </w:tc>
@@ -4691,14 +4463,7 @@
                 <w:color w:val="000000"/>
                 <w:sz w:val="20"/>
               </w:rPr>
-              <w:t>Штат: 4</w:t>
-            </w:r>
-            <w:r>
-              <w:rPr>
-                <w:color w:val="000000"/>
-                <w:sz w:val="20"/>
-              </w:rPr>
-              <w:t xml:space="preserve"> НПД + 1 менеджер</w:t>
+              <w:t>Штат: 4 НПД + 1 менеджер</w:t>
             </w:r>
           </w:p>
         </w:tc>
@@ -4864,14 +4629,7 @@
                 <w:color w:val="000000"/>
                 <w:sz w:val="20"/>
               </w:rPr>
-              <w:t xml:space="preserve">Акции удобны позже, сейчас </w:t>
-            </w:r>
-            <w:r>
-              <w:rPr>
-                <w:color w:val="000000"/>
-                <w:sz w:val="20"/>
-              </w:rPr>
-              <w:t>дорого</w:t>
+              <w:t>Акции удобны позже, сейчас дорого</w:t>
             </w:r>
           </w:p>
         </w:tc>
@@ -5296,14 +5054,7 @@
                 <w:color w:val="000000"/>
                 <w:sz w:val="20"/>
               </w:rPr>
-              <w:t xml:space="preserve">Акционерное </w:t>
-            </w:r>
-            <w:r>
-              <w:rPr>
-                <w:color w:val="000000"/>
-                <w:sz w:val="20"/>
-              </w:rPr>
-              <w:t>соглашение тяжелее</w:t>
+              <w:t>Акционерное соглашение тяжелее</w:t>
             </w:r>
           </w:p>
         </w:tc>
@@ -5845,14 +5596,7 @@
                 <w:color w:val="000000"/>
                 <w:sz w:val="20"/>
               </w:rPr>
-              <w:t xml:space="preserve">Выручка </w:t>
-            </w:r>
-            <w:r>
-              <w:rPr>
-                <w:color w:val="000000"/>
-                <w:sz w:val="20"/>
-              </w:rPr>
-              <w:t>38,4 млн ₽</w:t>
+              <w:t>Выручка 38,4 млн ₽</w:t>
             </w:r>
           </w:p>
         </w:tc>
@@ -6104,14 +5848,7 @@
                 <w:color w:val="000000"/>
                 <w:sz w:val="20"/>
               </w:rPr>
-              <w:t xml:space="preserve">Залог основных </w:t>
-            </w:r>
-            <w:r>
-              <w:rPr>
-                <w:color w:val="000000"/>
-                <w:sz w:val="20"/>
-              </w:rPr>
-              <w:t>средств на юрлице</w:t>
+              <w:t>Залог основных средств на юрлице</w:t>
             </w:r>
           </w:p>
         </w:tc>
@@ -6343,14 +6080,7 @@
                 <w:color w:val="000000"/>
                 <w:sz w:val="20"/>
               </w:rPr>
-              <w:t xml:space="preserve">Вероятен НДС (налог на </w:t>
-            </w:r>
-            <w:r>
-              <w:rPr>
-                <w:color w:val="000000"/>
-                <w:sz w:val="20"/>
-              </w:rPr>
-              <w:t>добавленную стоимость)</w:t>
+              <w:t>Вероятен НДС (налог на добавленную стоимость)</w:t>
             </w:r>
           </w:p>
         </w:tc>
@@ -6542,14 +6272,7 @@
                 <w:color w:val="000000"/>
                 <w:sz w:val="20"/>
               </w:rPr>
-              <w:t>Продажа доли,</w:t>
-            </w:r>
-            <w:r>
-              <w:rPr>
-                <w:color w:val="000000"/>
-                <w:sz w:val="20"/>
-              </w:rPr>
-              <w:t xml:space="preserve"> преимущественная покупка</w:t>
+              <w:t>Продажа доли, преимущественная покупка</w:t>
             </w:r>
           </w:p>
         </w:tc>
@@ -6631,19 +6354,7 @@
         <w:rPr>
           <w:color w:val="000000"/>
         </w:rPr>
-        <w:t>Порядок работы на задании об оргструктуре прямо требует схему «как есть» в Draw.io, Miro или блок-схемой в Word с комментариями в пунктире. В работе по выбору ф</w:t>
-      </w:r>
-      <w:r>
-        <w:rPr>
-          <w:color w:val="000000"/>
-        </w:rPr>
-        <w:t>ормы такого требования нет: формат сдачи — таблицы и текст. Тем не менее алгоритм выбора удобно зафиксировать блок-схемой, иначе таблицы остаются набором ячеек без правила. На рисунке 1 — тот же алгоритм, который применён к трём идеям. Пунктиром вынесены к</w:t>
-      </w:r>
-      <w:r>
-        <w:rPr>
-          <w:color w:val="000000"/>
-        </w:rPr>
-        <w:t>омментарии к конечным блокам и трассировка решений.</w:t>
+        <w:t>Порядок работы на задании об оргструктуре прямо требует схему «как есть» в Draw.io, Miro или блок-схемой в Word с комментариями в пунктире. В работе по выбору формы такого требования нет: формат сдачи — таблицы и текст. Тем не менее алгоритм выбора удобно зафиксировать блок-схемой, иначе таблицы остаются набором ячеек без правила. На рисунке 1 — тот же алгоритм, который применён к трём идеям. Пунктиром вынесены комментарии к конечным блокам и трассировка решений.</w:t>
       </w:r>
     </w:p>
     <w:p>
@@ -6715,19 +6426,7 @@
         <w:rPr>
           <w:color w:val="000000"/>
         </w:rPr>
-        <w:t>Чтение схемы. Сначала смотрим число учредителей. Один человек ещё не означает самозанятость: если есть штат или оборот выше 2,4 млн рублей, нало</w:t>
-      </w:r>
-      <w:r>
-        <w:rPr>
-          <w:color w:val="000000"/>
-        </w:rPr>
-        <w:t xml:space="preserve">г на профессиональный доход закрыт. Дальше вопрос про внешний капитал и сеть. Два и более учредителей сразу убирают индивидуального предпринимателя и самозанятость; акционерное общество включается только если нужны акции, публичность или больше пятидесяти </w:t>
-      </w:r>
-      <w:r>
-        <w:rPr>
-          <w:color w:val="000000"/>
-        </w:rPr>
-        <w:t>участников. Для наших трёх идей схема даёт ИП — ООО — ООО, что совпадает с таблицами 2–4.</w:t>
+        <w:t>Чтение схемы. Сначала смотрим число учредителей. Один человек ещё не означает самозанятость: если есть штат или оборот выше 2,4 млн рублей, налог на профессиональный доход закрыт. Дальше вопрос про внешний капитал и сеть. Два и более учредителей сразу убирают индивидуального предпринимателя и самозанятость; акционерное общество включается только если нужны акции, публичность или больше пятидесяти участников. Для наших трёх идей схема даёт ИП — ООО — ООО, что совпадает с таблицами 2–4.</w:t>
       </w:r>
     </w:p>
     <w:p>
@@ -6774,25 +6473,7 @@
         <w:rPr>
           <w:color w:val="000000"/>
         </w:rPr>
-        <w:t xml:space="preserve">Выбрана форма индивидуального предпринимателя. Во-первых, учредитель один, второго субъекта нет и не планируется: общество с </w:t>
-      </w:r>
-      <w:r>
-        <w:rPr>
-          <w:color w:val="000000"/>
-        </w:rPr>
-        <w:t>одним участником здесь ничего не добавляет, кроме устава и обязательного учёта. Во-вторых, выручка 3,6 млн рублей выше лимита налога на профессиональный доход 2,4 млн рублей, а двое работников закрывают этот режим ещё раз: самозанятый не вправе нанимать пе</w:t>
-      </w:r>
-      <w:r>
-        <w:rPr>
-          <w:color w:val="000000"/>
-        </w:rPr>
-        <w:t>рсонал. В-третьих, старт 420 000 рублей своими деньгами, без входа инвестора — эмиссия акций и доли не нужны. В-четвёртых, помещение уже в собственности, арендодателя «под юридическое лицо» нет. В-пятых, бытовой ремонт обуви допускает упрощённую систему на</w:t>
-      </w:r>
-      <w:r>
-        <w:rPr>
-          <w:color w:val="000000"/>
-        </w:rPr>
-        <w:t>логообложения или патент; регистрация предпринимателя дешевле и быстрее. Непубличное акционерное общество для мастерской 20 м² избыточно: реестр и эмиссия не окупаются бытовым сервисом.</w:t>
+        <w:t>Выбрана форма индивидуального предпринимателя. Во-первых, учредитель один, второго субъекта нет и не планируется: общество с одним участником здесь ничего не добавляет, кроме устава и обязательного учёта. Во-вторых, выручка 3,6 млн рублей выше лимита налога на профессиональный доход 2,4 млн рублей, а двое работников закрывают этот режим ещё раз: самозанятый не вправе нанимать персонал. В-третьих, старт 420 000 рублей своими деньгами, без входа инвестора — эмиссия акций и доли не нужны. В-четвёртых, помещение уже в собственности, арендодателя «под юридическое лицо» нет. В-пятых, бытовой ремонт обуви допускает упрощённую систему налогообложения или патент; регистрация предпринимателя дешевле и быстрее. Непубличное акционерное общество для мастерской 20 м² избыточно: реестр и эмиссия не окупаются бытовым сервисом.</w:t>
       </w:r>
     </w:p>
     <w:p>
@@ -6819,25 +6500,7 @@
         <w:rPr>
           <w:color w:val="000000"/>
         </w:rPr>
-        <w:t>Выбрано общество с ограниченной ответственность</w:t>
-      </w:r>
-      <w:r>
-        <w:rPr>
-          <w:color w:val="000000"/>
-        </w:rPr>
-        <w:t>ю. Во-первых, двое учредителей 70 / 30: предприниматель и самозанятый — одно лицо, второго партнёра туда не вписать. Во-вторых, через девять месяцев нужен вход частного капитала в приложение «Дневник лап»; у общества есть доля, корпоративный договор и конв</w:t>
-      </w:r>
-      <w:r>
-        <w:rPr>
-          <w:color w:val="000000"/>
-        </w:rPr>
-        <w:t>ертируемый займ, у предпринимателя этого контура нет. В-третьих, оборот 7,8 млн рублей уже втрое выше потолка налога на профессиональный доход. В-четвёртых, менеджер оформляется в штат, кинологи остаются внешними экспертами по договорам — гибрид нормален и</w:t>
-      </w:r>
-      <w:r>
-        <w:rPr>
-          <w:color w:val="000000"/>
-        </w:rPr>
-        <w:t>менно для юридического лица. В-пятых, исключительные права на курсы и код приложения удобно держать на обществе, а не у одного человека. Акционерное общество на этом этапе даёт реестр и эмиссию без инвестора-акционера: лишняя цена без функции.</w:t>
+        <w:t>Выбрано общество с ограниченной ответственностью. Во-первых, двое учредителей 70 / 30: предприниматель и самозанятый — одно лицо, второго партнёра туда не вписать. Во-вторых, через девять месяцев нужен вход частного капитала в приложение «Дневник лап»; у общества есть доля, корпоративный договор и конвертируемый займ, у предпринимателя этого контура нет. В-третьих, оборот 7,8 млн рублей уже втрое выше потолка налога на профессиональный доход. В-четвёртых, менеджер оформляется в штат, кинологи остаются внешними экспертами по договорам — гибрид нормален именно для юридического лица. В-пятых, исключительные права на курсы и код приложения удобно держать на обществе, а не у одного человека. Акционерное общество на этом этапе даёт реестр и эмиссию без инвестора-акционера: лишняя цена без функции.</w:t>
       </w:r>
     </w:p>
     <w:p>
@@ -6851,14 +6514,7 @@
           <w:b/>
           <w:color w:val="000000"/>
         </w:rPr>
-        <w:t>6.3 Производ</w:t>
-      </w:r>
-      <w:r>
-        <w:rPr>
-          <w:b/>
-          <w:color w:val="000000"/>
-        </w:rPr>
-        <w:t>ство — ООО</w:t>
+        <w:t>6.3 Производство — ООО</w:t>
       </w:r>
     </w:p>
     <w:p>
@@ -6871,32 +6527,10 @@
         <w:rPr>
           <w:color w:val="000000"/>
         </w:rPr>
-        <w:t>Выбрано общество с ограниченной ответственностью. Во-первых, трое участников с неравными долями 45 / 35 / 20: предприниматель и самозанятость отпадают сразу. Во-вторых, заём 4,7 млн рублей под оборудование проще посадить на юридическое лицо, чем</w:t>
-      </w:r>
-      <w:r>
-        <w:rPr>
-          <w:color w:val="000000"/>
-        </w:rPr>
-        <w:t xml:space="preserve"> на индивидуального предпринимателя. В-третьих, 16 сотрудников и цех 340 м² — это уже не «самозанятый с термопистолетом». В-четвёртых, агрегаторы доставки и маркетплейсы проверяют контрагента; общество здесь базовый стандарт. В-пятых, выручка 38,4 млн рубл</w:t>
-      </w:r>
-      <w:r>
-        <w:rPr>
-          <w:color w:val="000000"/>
-        </w:rPr>
-        <w:t>ей при расходах на сырьё и оплату труда делает осмысленной упрощённую систему «доходы минус расходы»; лимиты режима не пробиты. Непубличное акционерное общество дало бы более удобный выход участника с долей 20 % через продажу акций, но ценой реестра и эмис</w:t>
-      </w:r>
-      <w:r>
-        <w:rPr>
-          <w:color w:val="000000"/>
-        </w:rPr>
-        <w:t>сии, которые трём людям без публичного размещения нечем окупить. Пока этот участник держит меньшую долю в цехе и не является инвестиционным фондом, общества достаточно.</w:t>
-      </w:r>
-    </w:p>
-    <w:p>
-      <w:r>
-        <w:lastRenderedPageBreak/>
-        <w:br w:type="page"/>
-      </w:r>
+        <w:t>Выбрано общество с ограниченной ответственностью. Во-первых, трое участников с неравными долями 45 / 35 / 20: предприниматель и самозанятость отпадают сразу. Во-вторых, заём 4,7 млн рублей под оборудование проще посадить на юридическое лицо, чем на индивидуального предпринимателя. В-третьих, 16 сотрудников и цех 340 м² — это уже не «самозанятый с термопистолетом». В-четвёртых, агрегаторы доставки и маркетплейсы проверяют контрагента; общество здесь базовый стандарт. В-пятых, выручка 38,4 млн рублей при расходах на сырьё и оплату труда делает осмысленной упрощённую систему «доходы минус расходы»; лимиты режима не пробиты. Непубличное акционерное общество дало бы более удобный выход участника с долей 20 % через продажу акций, но ценой реестра и эмиссии, которые трём людям без публичного размещения нечем окупить. Пока этот участник держит меньшую долю в цехе и не является инвестиционным фондом, общества достаточно.</w:t>
+      </w:r>
+      <w:bookmarkStart w:id="0" w:name="_GoBack"/>
+      <w:bookmarkEnd w:id="0"/>
     </w:p>
     <w:p>
       <w:pPr>
@@ -6923,19 +6557,7 @@
         <w:rPr>
           <w:color w:val="000000"/>
         </w:rPr>
-        <w:t>Ателье, индивидуальный предприниматель. Первый риск — ответств</w:t>
-      </w:r>
-      <w:r>
-        <w:rPr>
-          <w:color w:val="000000"/>
-        </w:rPr>
-        <w:t>енность всем имуществом: отдельный учёт операций точки, страхование гражданской ответственности мастера, не обеспечивать оборот квартирой. Второй — вторая точка через 14 месяцев: банк может отказать предпринимателю в инвестиционном кредите, поэтому заранее</w:t>
-      </w:r>
-      <w:r>
-        <w:rPr>
-          <w:color w:val="000000"/>
-        </w:rPr>
-        <w:t xml:space="preserve"> копить запас и закладывать конвертацию в общество, если появится партнёр. Третий — болезнь единственного предпринимателя останавливает точку: доверенность на приёмщика и регламент смены мастера.</w:t>
+        <w:t>Ателье, индивидуальный предприниматель. Первый риск — ответственность всем имуществом: отдельный учёт операций точки, страхование гражданской ответственности мастера, не обеспечивать оборот квартирой. Второй — вторая точка через 14 месяцев: банк может отказать предпринимателю в инвестиционном кредите, поэтому заранее копить запас и закладывать конвертацию в общество, если появится партнёр. Третий — болезнь единственного предпринимателя останавливает точку: доверенность на приёмщика и регламент смены мастера.</w:t>
       </w:r>
     </w:p>
     <w:p>
@@ -6948,19 +6570,7 @@
         <w:rPr>
           <w:color w:val="000000"/>
         </w:rPr>
-        <w:t>Онлайн-школа, общество. Первый риск — тупик 70 / 30 при конф</w:t>
-      </w:r>
-      <w:r>
-        <w:rPr>
-          <w:color w:val="000000"/>
-        </w:rPr>
-        <w:t xml:space="preserve">ликте: корпоративный договор с правилом тупиковых решений, опционом выкупа и запретом унести методику. Второй — разводнение доли на раунде: заранее прописать конвертацию и потолок размывания. Третий — переквалификация договоров с кинологами в трудовые: не </w:t>
-      </w:r>
-      <w:r>
-        <w:rPr>
-          <w:color w:val="000000"/>
-        </w:rPr>
-        <w:t>ставить им график как у штата, платить за акты разбора видео, а не «за месяц занятий».</w:t>
+        <w:t>Онлайн-школа, общество. Первый риск — тупик 70 / 30 при конфликте: корпоративный договор с правилом тупиковых решений, опционом выкупа и запретом унести методику. Второй — разводнение доли на раунде: заранее прописать конвертацию и потолок размывания. Третий — переквалификация договоров с кинологами в трудовые: не ставить им график как у штата, платить за акты разбора видео, а не «за месяц занятий».</w:t>
       </w:r>
     </w:p>
     <w:p>
@@ -6973,19 +6583,7 @@
         <w:rPr>
           <w:color w:val="000000"/>
         </w:rPr>
-        <w:t>Производство, общество. Первый риск — субсидиарная ответственность при нехватке имущества на заём: не выводить дивиденды в кассовый разрыв, фиксировать решения участнико</w:t>
-      </w:r>
-      <w:r>
-        <w:rPr>
-          <w:color w:val="000000"/>
-        </w:rPr>
-        <w:t>в. Второй — аренда на Парнасе: смена площади не должна ломать залог оборудования, в договоре займа нужен перечень основных средств, а не адрес цеха. Третий — выход двадцати процентов: преимущественная покупка доли оставшимися, оценка независимым оценщиком,</w:t>
-      </w:r>
-      <w:r>
-        <w:rPr>
-          <w:color w:val="000000"/>
-        </w:rPr>
-        <w:t xml:space="preserve"> рассрочка, чтобы не останавливать линию.</w:t>
+        <w:t>Производство, общество. Первый риск — субсидиарная ответственность при нехватке имущества на заём: не выводить дивиденды в кассовый разрыв, фиксировать решения участников. Второй — аренда на Парнасе: смена площади не должна ломать залог оборудования, в договоре займа нужен перечень основных средств, а не адрес цеха. Третий — выход двадцати процентов: преимущественная покупка доли оставшимися, оценка независимым оценщиком, рассрочка, чтобы не останавливать линию.</w:t>
       </w:r>
     </w:p>
     <w:p>
@@ -7018,13 +6616,7 @@
         <w:rPr>
           <w:color w:val="000000"/>
         </w:rPr>
-        <w:t>Непубличное акционерное общество предпочтительнее общества с ограниченной ответственностью в тех случаях, когда у доли как инструмента не хватает функций либо эти функции обходятся д</w:t>
-      </w:r>
-      <w:r>
-        <w:rPr>
-          <w:color w:val="000000"/>
-        </w:rPr>
-        <w:t>ороже, чем выпуск акций.</w:t>
+        <w:t>Непубличное акционерное общество предпочтительнее общества с ограниченной ответственностью в тех случаях, когда у доли как инструмента не хватает функций либо эти функции обходятся дороже, чем выпуск акций.</w:t>
       </w:r>
     </w:p>
     <w:p>
@@ -7037,19 +6629,7 @@
         <w:rPr>
           <w:color w:val="000000"/>
         </w:rPr>
-        <w:t>Первый случай: планируется выпуск акций и вход портфельных инвесторов пакетами, без переписывания устава под каждого нового участника. Второй: число участников может превысить пятьдесят — это потолок общества с ограниченной ответст</w:t>
-      </w:r>
-      <w:r>
-        <w:rPr>
-          <w:color w:val="000000"/>
-        </w:rPr>
-        <w:t>венностью. Третий: нужен выход инвестора продажей пакета без нотариальной сделки с долей и без того согласия всех оставшихся, которое часто зашивают в устав общества. Четвёртый: подготовка к публичности и внешнему реестру под проверку инвестора. Пятый: нес</w:t>
-      </w:r>
-      <w:r>
-        <w:rPr>
-          <w:color w:val="000000"/>
-        </w:rPr>
-        <w:t>колько классов прав голоса, привилегированные акции, опционы топ-менеджменту — это акционерный инструментарий, а не доли.</w:t>
+        <w:t>Первый случай: планируется выпуск акций и вход портфельных инвесторов пакетами, без переписывания устава под каждого нового участника. Второй: число участников может превысить пятьдесят — это потолок общества с ограниченной ответственностью. Третий: нужен выход инвестора продажей пакета без нотариальной сделки с долей и без того согласия всех оставшихся, которое часто зашивают в устав общества. Четвёртый: подготовка к публичности и внешнему реестру под проверку инвестора. Пятый: несколько классов прав голоса, привилегированные акции, опционы топ-менеджменту — это акционерный инструментарий, а не доли.</w:t>
       </w:r>
     </w:p>
     <w:p>
@@ -7062,19 +6642,7 @@
         <w:rPr>
           <w:color w:val="000000"/>
         </w:rPr>
-        <w:t>Для трёх моделей этой работы акционерное общество избыточно. В ателье один собственник и бытовой сервис. В «Гав-классе» два партнёра и</w:t>
-      </w:r>
-      <w:r>
-        <w:rPr>
-          <w:color w:val="000000"/>
-        </w:rPr>
-        <w:t xml:space="preserve"> ещё не закрытый первый инвестиционный раунд: сначала общество и корпоративный договор, акции — если инвестор потребует именно их. В «Жар-коробе» три участника и банковский заём; более удобный выход держателя 20 % сам по себе не окупает ведение реестра. Ак</w:t>
-      </w:r>
-      <w:r>
-        <w:rPr>
-          <w:color w:val="000000"/>
-        </w:rPr>
-        <w:t>ционерное общество целесообразно, когда капитал должен обращаться в форме акций. Пока капитал оформлен долями нескольких человек, достаточно общества с ограниченной ответственностью.</w:t>
+        <w:t>Для трёх моделей этой работы акционерное общество избыточно. В ателье один собственник и бытовой сервис. В «Гав-классе» два партнёра и ещё не закрытый первый инвестиционный раунд: сначала общество и корпоративный договор, акции — если инвестор потребует именно их. В «Жар-коробе» три участника и банковский заём; более удобный выход держателя 20 % сам по себе не окупает ведение реестра. Акционерное общество целесообразно, когда капитал должен обращаться в форме акций. Пока капитал оформлен долями нескольких человек, достаточно общества с ограниченной ответственностью.</w:t>
       </w:r>
     </w:p>
     <w:p>
@@ -7107,19 +6675,7 @@
         <w:rPr>
           <w:color w:val="000000"/>
         </w:rPr>
-        <w:t>По результатам сравнения для ателье «Подошва за 40 минут» вы</w:t>
-      </w:r>
-      <w:r>
-        <w:rPr>
-          <w:color w:val="000000"/>
-        </w:rPr>
-        <w:t>брана форма индивидуального предпринимателя. Модель стартовая: 20 м², двое в штате, около девяти заказов в день и 3,6 млн рублей выручки в год. Это выше лимита налога на профессиональный доход и требует найма, но не требует второго учредителя и внешнего ка</w:t>
-      </w:r>
-      <w:r>
-        <w:rPr>
-          <w:color w:val="000000"/>
-        </w:rPr>
-        <w:t>питала.</w:t>
+        <w:t>По результатам сравнения для ателье «Подошва за 40 минут» выбрана форма индивидуального предпринимателя. Модель стартовая: 20 м², двое в штате, около девяти заказов в день и 3,6 млн рублей выручки в год. Это выше лимита налога на профессиональный доход и требует найма, но не требует второго учредителя и внешнего капитала.</w:t>
       </w:r>
     </w:p>
     <w:p>
@@ -7132,13 +6688,7 @@
         <w:rPr>
           <w:color w:val="000000"/>
         </w:rPr>
-        <w:t>Для онлайн-школы «Гав-класс» и производства «Жар-короб» выбрано общество с ограниченной ответственностью. В школе двое партнёров и через девять месяцев инвестиционный раунд под приложение. В цехе трое участников, заём 4,7 млн рублей и оптовые контр</w:t>
-      </w:r>
-      <w:r>
-        <w:rPr>
-          <w:color w:val="000000"/>
-        </w:rPr>
-        <w:t>акты. Налог на профессиональный доход отсечён у всех трёх идей лимитом выручки и наличием работников. Непубличное акционерное общество ни одной модели не требуется.</w:t>
+        <w:t>Для онлайн-школы «Гав-класс» и производства «Жар-короб» выбрано общество с ограниченной ответственностью. В школе двое партнёров и через девять месяцев инвестиционный раунд под приложение. В цехе трое участников, заём 4,7 млн рублей и оптовые контракты. Налог на профессиональный доход отсечён у всех трёх идей лимитом выручки и наличием работников. Непубличное акционерное общество ни одной модели не требуется.</w:t>
       </w:r>
     </w:p>
     <w:p>
@@ -7151,19 +6701,7 @@
         <w:rPr>
           <w:color w:val="000000"/>
         </w:rPr>
-        <w:t>Алгоритм на рисунке 1 совпадает с таблицами 2–4: сначала число учредителей, затем лимит 2,4</w:t>
-      </w:r>
-      <w:r>
-        <w:rPr>
-          <w:color w:val="000000"/>
-        </w:rPr>
-        <w:t xml:space="preserve"> млн рублей и штат, затем вопрос о внешнем капитале и акциях. Условия налоговых режимов сверены с официальными материалами Федеральной налоговой службы и Министерства финансов Российской Федерации [2, 3]. Прогноз спроса, диаграмма Ганта, рейтинг поставщико</w:t>
-      </w:r>
-      <w:r>
-        <w:rPr>
-          <w:color w:val="000000"/>
-        </w:rPr>
-        <w:t>в и оценка инвестиционных проектов в эту работу не входят и выполняются отдельными файлами.</w:t>
+        <w:t>Алгоритм на рисунке 1 совпадает с таблицами 2–4: сначала число учредителей, затем лимит 2,4 млн рублей и штат, затем вопрос о внешнем капитале и акциях. Условия налоговых режимов сверены с официальными материалами Федеральной налоговой службы и Министерства финансов Российской Федерации [2, 3]. Прогноз спроса, диаграмма Ганта, рейтинг поставщиков и оценка инвестиционных проектов в эту работу не входят и выполняются отдельными файлами.</w:t>
       </w:r>
     </w:p>
     <w:p>
@@ -7196,19 +6734,7 @@
         <w:rPr>
           <w:color w:val="000000"/>
         </w:rPr>
-        <w:t>1. Гражданский кодекс Российской Федерации (часть первая) : федер. закон от 30.11.1994 № 51-ФЗ. Об обществах с ограниченной ответ</w:t>
-      </w:r>
-      <w:r>
-        <w:rPr>
-          <w:color w:val="000000"/>
-        </w:rPr>
-        <w:t>ственностью : федер. закон от 08.02.1998 № 14-ФЗ. Об акционерных обществах : федер. закон от 26.12.1995 № 208-ФЗ. О государственной регистрации юридических лиц и индивидуальных предпринимателей : федер. закон от 08.08.2001 № 129-ФЗ. О проведении эксперимен</w:t>
-      </w:r>
-      <w:r>
-        <w:rPr>
-          <w:color w:val="000000"/>
-        </w:rPr>
-        <w:t>та по установлению специального налогового режима «Налог на профессиональный доход» : федер. закон от 27.11.2018 № 422-ФЗ.</w:t>
+        <w:t>1. Гражданский кодекс Российской Федерации (часть первая) : федер. закон от 30.11.1994 № 51-ФЗ. Об обществах с ограниченной ответственностью : федер. закон от 08.02.1998 № 14-ФЗ. Об акционерных обществах : федер. закон от 26.12.1995 № 208-ФЗ. О государственной регистрации юридических лиц и индивидуальных предпринимателей : федер. закон от 08.08.2001 № 129-ФЗ. О проведении эксперимента по установлению специального налогового режима «Налог на профессиональный доход» : федер. закон от 27.11.2018 № 422-ФЗ.</w:t>
       </w:r>
     </w:p>
     <w:p>
@@ -7221,13 +6747,7 @@
         <w:rPr>
           <w:color w:val="000000"/>
         </w:rPr>
-        <w:t>2. Федеральная налоговая служба : официальный сайт. – Москва, 2005– . – URL: https://www.nalog.gov.ru (дата обращения: 21.09.2026). –</w:t>
-      </w:r>
-      <w:r>
-        <w:rPr>
-          <w:color w:val="000000"/>
-        </w:rPr>
-        <w:t xml:space="preserve"> Текст : электронный.</w:t>
+        <w:t>2. Федеральная налоговая служба : официальный сайт. – Москва, 2005– . – URL: https://www.nalog.gov.ru (дата обращения: 21.09.2026). – Текст : электронный.</w:t>
       </w:r>
     </w:p>
     <w:p>
@@ -7470,6 +6990,7 @@
     <w:lsdException w:name="HTML Sample" w:semiHidden="1" w:unhideWhenUsed="1"/>
     <w:lsdException w:name="HTML Typewriter" w:semiHidden="1" w:unhideWhenUsed="1"/>
     <w:lsdException w:name="HTML Variable" w:semiHidden="1" w:unhideWhenUsed="1"/>
+    <w:lsdException w:name="Normal Table" w:semiHidden="1" w:unhideWhenUsed="1"/>
     <w:lsdException w:name="annotation subject" w:semiHidden="1" w:unhideWhenUsed="1"/>
     <w:lsdException w:name="No List" w:semiHidden="1" w:unhideWhenUsed="1"/>
     <w:lsdException w:name="Outline List 1" w:semiHidden="1" w:unhideWhenUsed="1"/>
@@ -7513,8 +7034,10 @@
     <w:lsdException w:name="Table Elegant" w:semiHidden="1" w:unhideWhenUsed="1"/>
     <w:lsdException w:name="Table Professional" w:semiHidden="1" w:unhideWhenUsed="1"/>
     <w:lsdException w:name="Table Subtle 1" w:semiHidden="1" w:unhideWhenUsed="1"/>
+    <w:lsdException w:name="Table Subtle 2" w:semiHidden="1" w:unhideWhenUsed="1"/>
     <w:lsdException w:name="Table Web 1" w:semiHidden="1" w:unhideWhenUsed="1"/>
     <w:lsdException w:name="Table Web 2" w:semiHidden="1" w:unhideWhenUsed="1"/>
+    <w:lsdException w:name="Table Web 3" w:semiHidden="1" w:unhideWhenUsed="1"/>
     <w:lsdException w:name="Balloon Text" w:semiHidden="1" w:unhideWhenUsed="1"/>
     <w:lsdException w:name="Table Grid" w:locked="1" w:uiPriority="0"/>
     <w:lsdException w:name="Table Theme" w:semiHidden="1" w:unhideWhenUsed="1"/>
